--- a/docs/lista_louvores/Textos_Louvores/ESPÍRITO ENCHE A MINHA VIDA.docx
+++ b/docs/lista_louvores/Textos_Louvores/ESPÍRITO ENCHE A MINHA VIDA.docx
@@ -4,346 +4,291 @@
   <w:body>
     <w:p>
       <w:pPr>
-        <w:numPr>
-          <w:ilvl w:val="0"/>
-          <w:numId w:val="1"/>
-        </w:numPr>
-        <w:spacing w:before="120" w:after="240"/>
-        <w:ind w:left="425" w:hanging="357"/>
-        <w:rPr>
-          <w:bCs/>
-          <w:color w:val="000000"/>
-          <w:sz w:val="28"/>
-          <w:szCs w:val="28"/>
-        </w:rPr>
+        <w:pStyle w:val="Ttulo1"/>
       </w:pPr>
       <w:r>
-        <w:rPr>
-          <w:bCs/>
-          <w:color w:val="000000"/>
-          <w:sz w:val="28"/>
-          <w:szCs w:val="28"/>
-        </w:rPr>
-        <w:t>Espírito, enche a minha vida</w:t>
+        <w:t>ESPÍRITO, ENCHE A MINHA VIDA</w:t>
       </w:r>
     </w:p>
     <w:p>
       <w:pPr>
-        <w:pStyle w:val="PargrafodaLista"/>
-        <w:numPr>
-          <w:ilvl w:val="0"/>
-          <w:numId w:val="1"/>
-        </w:numPr>
-        <w:autoSpaceDE w:val="0"/>
-        <w:autoSpaceDN w:val="0"/>
-        <w:adjustRightInd w:val="0"/>
-        <w:spacing w:line="240" w:lineRule="auto"/>
-        <w:ind w:left="862" w:hanging="357"/>
-        <w:contextualSpacing w:val="0"/>
-        <w:rPr>
+        <w:rPr>
+          <w:rFonts w:ascii="Times New Roman" w:hAnsi="Times New Roman"/>
           <w:b/>
           <w:bCs/>
           <w:i/>
           <w:iCs/>
-          <w:color w:val="1F1F1F"/>
-          <w:shd w:val="clear" w:color="auto" w:fill="FFFFFF"/>
         </w:rPr>
       </w:pPr>
       <w:r>
         <w:rPr>
+          <w:rFonts w:ascii="Times New Roman" w:hAnsi="Times New Roman"/>
           <w:b/>
           <w:bCs/>
           <w:i/>
           <w:iCs/>
-          <w:color w:val="1F1F1F"/>
-          <w:shd w:val="clear" w:color="auto" w:fill="FFFFFF"/>
         </w:rPr>
         <w:t>Espírito, enche a minha vida!</w:t>
       </w:r>
       <w:r>
         <w:rPr>
+          <w:rFonts w:ascii="Times New Roman" w:hAnsi="Times New Roman"/>
           <w:b/>
           <w:bCs/>
           <w:i/>
           <w:iCs/>
-          <w:color w:val="1F1F1F"/>
-          <w:shd w:val="clear" w:color="auto" w:fill="FFFFFF"/>
         </w:rPr>
         <w:br/>
-        <w:t>Enche-me do Teu poder,</w:t>
-      </w:r>
-      <w:r>
-        <w:rPr>
+      </w:r>
+      <w:r>
+        <w:rPr>
+          <w:rFonts w:ascii="Times New Roman" w:hAnsi="Times New Roman"/>
           <w:b/>
           <w:bCs/>
           <w:i/>
           <w:iCs/>
-          <w:color w:val="1F1F1F"/>
-          <w:shd w:val="clear" w:color="auto" w:fill="FFFFFF"/>
-        </w:rPr>
-        <w:br/>
-        <w:t>pois de Ti eu quero ter.</w:t>
-      </w:r>
-      <w:r>
-        <w:rPr>
+        </w:rPr>
+        <w:t>Enche-me do Teu poder,</w:t>
+      </w:r>
+      <w:r>
+        <w:rPr>
+          <w:rFonts w:ascii="Times New Roman" w:hAnsi="Times New Roman"/>
           <w:b/>
           <w:bCs/>
           <w:i/>
           <w:iCs/>
-          <w:color w:val="1F1F1F"/>
-          <w:shd w:val="clear" w:color="auto" w:fill="FFFFFF"/>
         </w:rPr>
         <w:br/>
-        <w:t>Espírito, enche o meu ser...</w:t>
-      </w:r>
-    </w:p>
-    <w:p>
-      <w:pPr>
-        <w:pStyle w:val="PargrafodaLista"/>
-        <w:numPr>
-          <w:ilvl w:val="0"/>
-          <w:numId w:val="1"/>
-        </w:numPr>
-        <w:autoSpaceDE w:val="0"/>
-        <w:autoSpaceDN w:val="0"/>
-        <w:adjustRightInd w:val="0"/>
-        <w:spacing w:line="240" w:lineRule="auto"/>
-        <w:ind w:left="862" w:hanging="357"/>
-        <w:contextualSpacing w:val="0"/>
-        <w:rPr>
+      </w:r>
+      <w:r>
+        <w:rPr>
+          <w:rFonts w:ascii="Times New Roman" w:hAnsi="Times New Roman"/>
           <w:b/>
           <w:bCs/>
           <w:i/>
           <w:iCs/>
-          <w:color w:val="1F1F1F"/>
-          <w:shd w:val="clear" w:color="auto" w:fill="FFFFFF"/>
-        </w:rPr>
-      </w:pPr>
-      <w:r>
-        <w:rPr>
+        </w:rPr>
+        <w:t>pois de Ti eu quero ter.</w:t>
+      </w:r>
+      <w:r>
+        <w:rPr>
+          <w:rFonts w:ascii="Times New Roman" w:hAnsi="Times New Roman"/>
           <w:b/>
           <w:bCs/>
           <w:i/>
           <w:iCs/>
-          <w:color w:val="1F1F1F"/>
-          <w:shd w:val="clear" w:color="auto" w:fill="FFFFFF"/>
-        </w:rPr>
-        <w:t>[REFRÃO]</w:t>
+        </w:rPr>
+        <w:br/>
+        <w:t>E</w:t>
+      </w:r>
+      <w:r>
+        <w:rPr>
+          <w:rFonts w:ascii="Times New Roman" w:hAnsi="Times New Roman"/>
+          <w:b/>
+          <w:bCs/>
+          <w:i/>
+          <w:iCs/>
+        </w:rPr>
+        <w:t>spírito, enche o meu ser...</w:t>
       </w:r>
     </w:p>
     <w:p>
       <w:pPr>
-        <w:pStyle w:val="PargrafodaLista"/>
-        <w:numPr>
-          <w:ilvl w:val="0"/>
-          <w:numId w:val="1"/>
-        </w:numPr>
-        <w:autoSpaceDE w:val="0"/>
-        <w:autoSpaceDN w:val="0"/>
-        <w:adjustRightInd w:val="0"/>
-        <w:spacing w:line="240" w:lineRule="auto"/>
-        <w:ind w:left="862" w:hanging="357"/>
-        <w:contextualSpacing w:val="0"/>
-        <w:rPr>
-          <w:color w:val="1F1F1F"/>
-          <w:shd w:val="clear" w:color="auto" w:fill="FFFFFF"/>
+        <w:rPr>
+          <w:rFonts w:ascii="Times New Roman" w:hAnsi="Times New Roman"/>
+          <w:b/>
+          <w:bCs/>
+          <w:i/>
+          <w:iCs/>
         </w:rPr>
       </w:pPr>
       <w:r>
         <w:rPr>
-          <w:color w:val="1F1F1F"/>
-          <w:shd w:val="clear" w:color="auto" w:fill="FFFFFF"/>
-        </w:rPr>
-        <w:t>As minhas mãos</w:t>
-      </w:r>
-      <w:r>
-        <w:rPr>
-          <w:color w:val="1F1F1F"/>
-          <w:shd w:val="clear" w:color="auto" w:fill="FFFFFF"/>
-        </w:rPr>
-        <w:br/>
-        <w:t xml:space="preserve">eu quero </w:t>
-      </w:r>
-      <w:proofErr w:type="gramStart"/>
-      <w:r>
-        <w:rPr>
-          <w:color w:val="1F1F1F"/>
-          <w:shd w:val="clear" w:color="auto" w:fill="FFFFFF"/>
-        </w:rPr>
-        <w:t>levantar</w:t>
-      </w:r>
-      <w:proofErr w:type="gramEnd"/>
-      <w:r>
-        <w:rPr>
-          <w:color w:val="1F1F1F"/>
-          <w:shd w:val="clear" w:color="auto" w:fill="FFFFFF"/>
-        </w:rPr>
-        <w:br/>
-        <w:t>e em louvor Te adorar!</w:t>
+          <w:rFonts w:ascii="Times New Roman" w:hAnsi="Times New Roman"/>
+          <w:b/>
+          <w:bCs/>
+          <w:i/>
+          <w:iCs/>
+        </w:rPr>
+        <w:t>[REFRÃO]</w:t>
       </w:r>
     </w:p>
     <w:p>
       <w:pPr>
-        <w:pStyle w:val="PargrafodaLista"/>
-        <w:numPr>
-          <w:ilvl w:val="0"/>
-          <w:numId w:val="1"/>
-        </w:numPr>
-        <w:autoSpaceDE w:val="0"/>
-        <w:autoSpaceDN w:val="0"/>
-        <w:adjustRightInd w:val="0"/>
-        <w:spacing w:line="240" w:lineRule="auto"/>
-        <w:ind w:left="862" w:hanging="357"/>
-        <w:contextualSpacing w:val="0"/>
-        <w:rPr>
-          <w:color w:val="1F1F1F"/>
-          <w:shd w:val="clear" w:color="auto" w:fill="FFFFFF"/>
+        <w:rPr>
+          <w:rFonts w:ascii="Times New Roman" w:hAnsi="Times New Roman"/>
         </w:rPr>
       </w:pPr>
       <w:r>
         <w:rPr>
-          <w:color w:val="1F1F1F"/>
-          <w:shd w:val="clear" w:color="auto" w:fill="FFFFFF"/>
-        </w:rPr>
-        <w:t>Meu coração</w:t>
-      </w:r>
-      <w:r>
-        <w:rPr>
-          <w:color w:val="1F1F1F"/>
-          <w:shd w:val="clear" w:color="auto" w:fill="FFFFFF"/>
+          <w:rFonts w:ascii="Times New Roman" w:hAnsi="Times New Roman"/>
+        </w:rPr>
+        <w:t>As minhas mãos</w:t>
+      </w:r>
+      <w:r>
+        <w:rPr>
+          <w:rFonts w:ascii="Times New Roman" w:hAnsi="Times New Roman"/>
         </w:rPr>
         <w:br/>
-        <w:t>eu quero derramar</w:t>
-      </w:r>
-      <w:r>
-        <w:rPr>
-          <w:color w:val="1F1F1F"/>
-          <w:shd w:val="clear" w:color="auto" w:fill="FFFFFF"/>
+      </w:r>
+      <w:r>
+        <w:rPr>
+          <w:rFonts w:ascii="Times New Roman" w:hAnsi="Times New Roman"/>
+        </w:rPr>
+        <w:t xml:space="preserve">eu quero </w:t>
+      </w:r>
+      <w:proofErr w:type="gramStart"/>
+      <w:r>
+        <w:rPr>
+          <w:rFonts w:ascii="Times New Roman" w:hAnsi="Times New Roman"/>
+        </w:rPr>
+        <w:t>levantar</w:t>
+      </w:r>
+      <w:proofErr w:type="gramEnd"/>
+      <w:r>
+        <w:rPr>
+          <w:rFonts w:ascii="Times New Roman" w:hAnsi="Times New Roman"/>
         </w:rPr>
         <w:br/>
-        <w:t>diante do Teu altar...</w:t>
+      </w:r>
+      <w:r>
+        <w:rPr>
+          <w:rFonts w:ascii="Times New Roman" w:hAnsi="Times New Roman"/>
+        </w:rPr>
+        <w:t>e em louvor Te adorar!</w:t>
       </w:r>
     </w:p>
     <w:p>
       <w:pPr>
-        <w:pStyle w:val="PargrafodaLista"/>
-        <w:numPr>
-          <w:ilvl w:val="0"/>
-          <w:numId w:val="1"/>
-        </w:numPr>
-        <w:autoSpaceDE w:val="0"/>
-        <w:autoSpaceDN w:val="0"/>
-        <w:adjustRightInd w:val="0"/>
-        <w:spacing w:line="240" w:lineRule="auto"/>
-        <w:ind w:left="862" w:hanging="357"/>
-        <w:contextualSpacing w:val="0"/>
-        <w:rPr>
-          <w:color w:val="1F1F1F"/>
-          <w:shd w:val="clear" w:color="auto" w:fill="FFFFFF"/>
+        <w:rPr>
+          <w:rFonts w:ascii="Times New Roman" w:hAnsi="Times New Roman"/>
         </w:rPr>
       </w:pPr>
       <w:r>
         <w:rPr>
-          <w:color w:val="1F1F1F"/>
-          <w:shd w:val="clear" w:color="auto" w:fill="FFFFFF"/>
-        </w:rPr>
-        <w:t>As minhas mãos</w:t>
-      </w:r>
-      <w:r>
-        <w:rPr>
-          <w:color w:val="1F1F1F"/>
-          <w:shd w:val="clear" w:color="auto" w:fill="FFFFFF"/>
+          <w:rFonts w:ascii="Times New Roman" w:hAnsi="Times New Roman"/>
+        </w:rPr>
+        <w:t>Meu coração</w:t>
+      </w:r>
+      <w:r>
+        <w:rPr>
+          <w:rFonts w:ascii="Times New Roman" w:hAnsi="Times New Roman"/>
         </w:rPr>
         <w:br/>
-        <w:t xml:space="preserve">eu quero </w:t>
-      </w:r>
-      <w:proofErr w:type="gramStart"/>
-      <w:r>
-        <w:rPr>
-          <w:color w:val="1F1F1F"/>
-          <w:shd w:val="clear" w:color="auto" w:fill="FFFFFF"/>
-        </w:rPr>
-        <w:t>levantar</w:t>
-      </w:r>
-      <w:proofErr w:type="gramEnd"/>
-      <w:r>
-        <w:rPr>
-          <w:color w:val="1F1F1F"/>
-          <w:shd w:val="clear" w:color="auto" w:fill="FFFFFF"/>
+      </w:r>
+      <w:r>
+        <w:rPr>
+          <w:rFonts w:ascii="Times New Roman" w:hAnsi="Times New Roman"/>
+        </w:rPr>
+        <w:t>eu quero derramar</w:t>
+      </w:r>
+      <w:r>
+        <w:rPr>
+          <w:rFonts w:ascii="Times New Roman" w:hAnsi="Times New Roman"/>
         </w:rPr>
         <w:br/>
-        <w:t>e em louvor Te adorar!</w:t>
+      </w:r>
+      <w:r>
+        <w:rPr>
+          <w:rFonts w:ascii="Times New Roman" w:hAnsi="Times New Roman"/>
+        </w:rPr>
+        <w:t>diante do Teu altar...</w:t>
       </w:r>
     </w:p>
     <w:p>
       <w:pPr>
-        <w:pStyle w:val="PargrafodaLista"/>
-        <w:numPr>
-          <w:ilvl w:val="0"/>
-          <w:numId w:val="1"/>
-        </w:numPr>
-        <w:autoSpaceDE w:val="0"/>
-        <w:autoSpaceDN w:val="0"/>
-        <w:adjustRightInd w:val="0"/>
-        <w:spacing w:line="240" w:lineRule="auto"/>
-        <w:ind w:left="862" w:hanging="357"/>
-        <w:contextualSpacing w:val="0"/>
-        <w:rPr>
-          <w:color w:val="1F1F1F"/>
-          <w:shd w:val="clear" w:color="auto" w:fill="FFFFFF"/>
+        <w:rPr>
+          <w:rFonts w:ascii="Times New Roman" w:hAnsi="Times New Roman"/>
         </w:rPr>
       </w:pPr>
       <w:r>
         <w:rPr>
-          <w:color w:val="1F1F1F"/>
-          <w:shd w:val="clear" w:color="auto" w:fill="FFFFFF"/>
-        </w:rPr>
-        <w:t>Meu coração</w:t>
-      </w:r>
-      <w:r>
-        <w:rPr>
-          <w:color w:val="1F1F1F"/>
-          <w:shd w:val="clear" w:color="auto" w:fill="FFFFFF"/>
+          <w:rFonts w:ascii="Times New Roman" w:hAnsi="Times New Roman"/>
+        </w:rPr>
+        <w:t>As minhas mãos</w:t>
+      </w:r>
+      <w:r>
+        <w:rPr>
+          <w:rFonts w:ascii="Times New Roman" w:hAnsi="Times New Roman"/>
         </w:rPr>
         <w:br/>
-        <w:t>eu quero derramar</w:t>
-      </w:r>
-      <w:r>
-        <w:rPr>
-          <w:color w:val="1F1F1F"/>
-          <w:shd w:val="clear" w:color="auto" w:fill="FFFFFF"/>
+      </w:r>
+      <w:r>
+        <w:rPr>
+          <w:rFonts w:ascii="Times New Roman" w:hAnsi="Times New Roman"/>
+        </w:rPr>
+        <w:t xml:space="preserve">eu quero </w:t>
+      </w:r>
+      <w:proofErr w:type="gramStart"/>
+      <w:r>
+        <w:rPr>
+          <w:rFonts w:ascii="Times New Roman" w:hAnsi="Times New Roman"/>
+        </w:rPr>
+        <w:t>levantar</w:t>
+      </w:r>
+      <w:proofErr w:type="gramEnd"/>
+      <w:r>
+        <w:rPr>
+          <w:rFonts w:ascii="Times New Roman" w:hAnsi="Times New Roman"/>
         </w:rPr>
         <w:br/>
-        <w:t>diante do Teu altar!</w:t>
+      </w:r>
+      <w:r>
+        <w:rPr>
+          <w:rFonts w:ascii="Times New Roman" w:hAnsi="Times New Roman"/>
+        </w:rPr>
+        <w:t>e em louvor Te adorar!</w:t>
       </w:r>
     </w:p>
     <w:p>
       <w:pPr>
-        <w:pStyle w:val="PargrafodaLista"/>
-        <w:numPr>
-          <w:ilvl w:val="0"/>
-          <w:numId w:val="1"/>
-        </w:numPr>
-        <w:autoSpaceDE w:val="0"/>
-        <w:autoSpaceDN w:val="0"/>
-        <w:adjustRightInd w:val="0"/>
-        <w:spacing w:line="240" w:lineRule="auto"/>
-        <w:ind w:left="862" w:hanging="357"/>
-        <w:contextualSpacing w:val="0"/>
-        <w:rPr>
-          <w:color w:val="1F1F1F"/>
-          <w:shd w:val="clear" w:color="auto" w:fill="FFFFFF"/>
+        <w:rPr>
+          <w:rFonts w:ascii="Times New Roman" w:hAnsi="Times New Roman"/>
         </w:rPr>
       </w:pPr>
       <w:r>
         <w:rPr>
-          <w:color w:val="1F1F1F"/>
-          <w:shd w:val="clear" w:color="auto" w:fill="FFFFFF"/>
+          <w:rFonts w:ascii="Times New Roman" w:hAnsi="Times New Roman"/>
+        </w:rPr>
+        <w:t>Meu coração</w:t>
+      </w:r>
+      <w:r>
+        <w:rPr>
+          <w:rFonts w:ascii="Times New Roman" w:hAnsi="Times New Roman"/>
+        </w:rPr>
+        <w:br/>
+      </w:r>
+      <w:r>
+        <w:rPr>
+          <w:rFonts w:ascii="Times New Roman" w:hAnsi="Times New Roman"/>
+        </w:rPr>
+        <w:t>eu quero derramar</w:t>
+      </w:r>
+      <w:r>
+        <w:rPr>
+          <w:rFonts w:ascii="Times New Roman" w:hAnsi="Times New Roman"/>
+        </w:rPr>
+        <w:br/>
+      </w:r>
+      <w:r>
+        <w:rPr>
+          <w:rFonts w:ascii="Times New Roman" w:hAnsi="Times New Roman"/>
+        </w:rPr>
+        <w:t>diante do Teu altar!</w:t>
+      </w:r>
+      <w:r>
+        <w:rPr>
+          <w:rFonts w:ascii="Times New Roman" w:hAnsi="Times New Roman"/>
+        </w:rPr>
+        <w:br/>
+      </w:r>
+      <w:r>
+        <w:rPr>
+          <w:rFonts w:ascii="Times New Roman" w:hAnsi="Times New Roman"/>
         </w:rPr>
         <w:t>Diante do Teu altar!</w:t>
       </w:r>
     </w:p>
-    <w:p/>
     <w:sectPr>
       <w:pgSz w:w="11906" w:h="16838"/>
       <w:pgMar w:top="1417" w:right="1701" w:bottom="1417" w:left="1701" w:header="708" w:footer="708" w:gutter="0"/>
